--- a/pr-preview/pr-30/chapters/03-observational-studies.docx
+++ b/pr-preview/pr-30/chapters/03-observational-studies.docx
@@ -1349,34 +1349,61 @@
       <w:r>
         <w:t xml:space="preserve">This is why subject-matter knowledge is essential in causal inference. We must use:</w:t>
       </w:r>
-      <w:r>
-        <w:t xml:space="preserve"> </w:t>
-      </w:r>
-      <w:r>
-        <w:t xml:space="preserve">- Prior research</w:t>
-      </w:r>
-      <w:r>
-        <w:t xml:space="preserve"> </w:t>
-      </w:r>
-      <w:r>
-        <w:t xml:space="preserve">- Biological mechanisms</w:t>
+    </w:p>
+    <w:p>
+      <w:pPr>
+        <w:pStyle w:val="Compact"/>
+        <w:numPr>
+          <w:ilvl w:val="0"/>
+          <w:numId w:val="1005"/>
+        </w:numPr>
+      </w:pPr>
+      <w:r>
+        <w:t xml:space="preserve">Prior research</w:t>
+      </w:r>
+    </w:p>
+    <w:p>
+      <w:pPr>
+        <w:pStyle w:val="Compact"/>
+        <w:numPr>
+          <w:ilvl w:val="0"/>
+          <w:numId w:val="1005"/>
+        </w:numPr>
+      </w:pPr>
+      <w:r>
+        <w:t xml:space="preserve">Biological mechanisms</w:t>
       </w:r>
       <w:r>
         <w:br/>
       </w:r>
-      <w:r>
-        <w:t xml:space="preserve">- Causal diagrams (introduced in Chapter 6)</w:t>
-      </w:r>
-      <w:r>
-        <w:t xml:space="preserve"> </w:t>
-      </w:r>
-      <w:r>
-        <w:t xml:space="preserve">- Expert opinion</w:t>
-      </w:r>
-    </w:p>
-    <w:p>
-      <w:pPr>
-        <w:pStyle w:val="BodyText"/>
+    </w:p>
+    <w:p>
+      <w:pPr>
+        <w:pStyle w:val="Compact"/>
+        <w:numPr>
+          <w:ilvl w:val="0"/>
+          <w:numId w:val="1005"/>
+        </w:numPr>
+      </w:pPr>
+      <w:r>
+        <w:t xml:space="preserve">Causal diagrams (introduced in Chapter 6)</w:t>
+      </w:r>
+    </w:p>
+    <w:p>
+      <w:pPr>
+        <w:pStyle w:val="Compact"/>
+        <w:numPr>
+          <w:ilvl w:val="0"/>
+          <w:numId w:val="1005"/>
+        </w:numPr>
+      </w:pPr>
+      <w:r>
+        <w:t xml:space="preserve">Expert opinion</w:t>
+      </w:r>
+    </w:p>
+    <w:p>
+      <w:pPr>
+        <w:pStyle w:val="FirstParagraph"/>
       </w:pPr>
       <w:r>
         <w:t xml:space="preserve">to identify the set of confounders</w:t>
@@ -1836,7 +1863,7 @@
         <w:pStyle w:val="Compact"/>
         <w:numPr>
           <w:ilvl w:val="0"/>
-          <w:numId w:val="1005"/>
+          <w:numId w:val="1006"/>
         </w:numPr>
       </w:pPr>
       <w:r>
@@ -1855,7 +1882,7 @@
         <w:pStyle w:val="Compact"/>
         <w:numPr>
           <w:ilvl w:val="0"/>
-          <w:numId w:val="1005"/>
+          <w:numId w:val="1006"/>
         </w:numPr>
       </w:pPr>
       <w:r>
@@ -1874,7 +1901,7 @@
         <w:pStyle w:val="Compact"/>
         <w:numPr>
           <w:ilvl w:val="0"/>
-          <w:numId w:val="1005"/>
+          <w:numId w:val="1006"/>
         </w:numPr>
       </w:pPr>
       <w:r>
@@ -1895,28 +1922,46 @@
       <w:r>
         <w:t xml:space="preserve">When positivity is violated, we must either:</w:t>
       </w:r>
-      <w:r>
-        <w:t xml:space="preserve"> </w:t>
-      </w:r>
-      <w:r>
-        <w:t xml:space="preserve">- Restrict our causal question to the subpopulation where positivity holds</w:t>
-      </w:r>
-      <w:r>
-        <w:t xml:space="preserve"> </w:t>
-      </w:r>
-      <w:r>
-        <w:t xml:space="preserve">- Make additional modeling assumptions (with their own limitations)</w:t>
-      </w:r>
-      <w:r>
-        <w:t xml:space="preserve"> </w:t>
-      </w:r>
-      <w:r>
-        <w:t xml:space="preserve">- Accept that we cannot answer the original causal question with the available data</w:t>
-      </w:r>
-    </w:p>
-    <w:p>
-      <w:pPr>
-        <w:pStyle w:val="BodyText"/>
+    </w:p>
+    <w:p>
+      <w:pPr>
+        <w:pStyle w:val="Compact"/>
+        <w:numPr>
+          <w:ilvl w:val="0"/>
+          <w:numId w:val="1007"/>
+        </w:numPr>
+      </w:pPr>
+      <w:r>
+        <w:t xml:space="preserve">Restrict our causal question to the subpopulation where positivity holds</w:t>
+      </w:r>
+    </w:p>
+    <w:p>
+      <w:pPr>
+        <w:pStyle w:val="Compact"/>
+        <w:numPr>
+          <w:ilvl w:val="0"/>
+          <w:numId w:val="1007"/>
+        </w:numPr>
+      </w:pPr>
+      <w:r>
+        <w:t xml:space="preserve">Make additional modeling assumptions (with their own limitations)</w:t>
+      </w:r>
+    </w:p>
+    <w:p>
+      <w:pPr>
+        <w:pStyle w:val="Compact"/>
+        <w:numPr>
+          <w:ilvl w:val="0"/>
+          <w:numId w:val="1007"/>
+        </w:numPr>
+      </w:pPr>
+      <w:r>
+        <w:t xml:space="preserve">Accept that we cannot answer the original causal question with the available data</w:t>
+      </w:r>
+    </w:p>
+    <w:p>
+      <w:pPr>
+        <w:pStyle w:val="FirstParagraph"/>
       </w:pPr>
       <w:r>
         <w:t xml:space="preserve">In practice,</w:t>
@@ -2240,34 +2285,58 @@
       <w:r>
         <w:t xml:space="preserve">(receives exercise) mean?</w:t>
       </w:r>
-      <w:r>
-        <w:t xml:space="preserve"> </w:t>
-      </w:r>
-      <w:r>
-        <w:t xml:space="preserve">- Running 3 miles?</w:t>
-      </w:r>
-      <w:r>
-        <w:t xml:space="preserve"> </w:t>
-      </w:r>
-      <w:r>
-        <w:t xml:space="preserve">- Swimming for 30 minutes?</w:t>
-      </w:r>
-      <w:r>
-        <w:t xml:space="preserve"> </w:t>
-      </w:r>
-      <w:r>
-        <w:t xml:space="preserve">- Walking 10,000 steps?</w:t>
-      </w:r>
-      <w:r>
-        <w:t xml:space="preserve"> </w:t>
-      </w:r>
-      <w:r>
-        <w:t xml:space="preserve">- Weight training?</w:t>
-      </w:r>
-    </w:p>
-    <w:p>
-      <w:pPr>
-        <w:pStyle w:val="BodyText"/>
+    </w:p>
+    <w:p>
+      <w:pPr>
+        <w:pStyle w:val="Compact"/>
+        <w:numPr>
+          <w:ilvl w:val="0"/>
+          <w:numId w:val="1008"/>
+        </w:numPr>
+      </w:pPr>
+      <w:r>
+        <w:t xml:space="preserve">Running 3 miles?</w:t>
+      </w:r>
+    </w:p>
+    <w:p>
+      <w:pPr>
+        <w:pStyle w:val="Compact"/>
+        <w:numPr>
+          <w:ilvl w:val="0"/>
+          <w:numId w:val="1008"/>
+        </w:numPr>
+      </w:pPr>
+      <w:r>
+        <w:t xml:space="preserve">Swimming for 30 minutes?</w:t>
+      </w:r>
+    </w:p>
+    <w:p>
+      <w:pPr>
+        <w:pStyle w:val="Compact"/>
+        <w:numPr>
+          <w:ilvl w:val="0"/>
+          <w:numId w:val="1008"/>
+        </w:numPr>
+      </w:pPr>
+      <w:r>
+        <w:t xml:space="preserve">Walking 10,000 steps?</w:t>
+      </w:r>
+    </w:p>
+    <w:p>
+      <w:pPr>
+        <w:pStyle w:val="Compact"/>
+        <w:numPr>
+          <w:ilvl w:val="0"/>
+          <w:numId w:val="1008"/>
+        </w:numPr>
+      </w:pPr>
+      <w:r>
+        <w:t xml:space="preserve">Weight training?</w:t>
+      </w:r>
+    </w:p>
+    <w:p>
+      <w:pPr>
+        <w:pStyle w:val="FirstParagraph"/>
       </w:pPr>
       <w:r>
         <w:t xml:space="preserve">If different individuals in the</w:t>
@@ -2961,34 +3030,61 @@
       <w:r>
         <w:t xml:space="preserve">Interference is common in:</w:t>
       </w:r>
-      <w:r>
-        <w:t xml:space="preserve"> </w:t>
-      </w:r>
-      <w:r>
-        <w:t xml:space="preserve">- Infectious disease studies (herd immunity)</w:t>
-      </w:r>
-      <w:r>
-        <w:t xml:space="preserve"> </w:t>
-      </w:r>
-      <w:r>
-        <w:t xml:space="preserve">- Social network studies (peer effects)</w:t>
+    </w:p>
+    <w:p>
+      <w:pPr>
+        <w:pStyle w:val="Compact"/>
+        <w:numPr>
+          <w:ilvl w:val="0"/>
+          <w:numId w:val="1009"/>
+        </w:numPr>
+      </w:pPr>
+      <w:r>
+        <w:t xml:space="preserve">Infectious disease studies (herd immunity)</w:t>
+      </w:r>
+    </w:p>
+    <w:p>
+      <w:pPr>
+        <w:pStyle w:val="Compact"/>
+        <w:numPr>
+          <w:ilvl w:val="0"/>
+          <w:numId w:val="1009"/>
+        </w:numPr>
+      </w:pPr>
+      <w:r>
+        <w:t xml:space="preserve">Social network studies (peer effects)</w:t>
       </w:r>
       <w:r>
         <w:br/>
       </w:r>
-      <w:r>
-        <w:t xml:space="preserve">- Environmental exposures (shared exposures)</w:t>
-      </w:r>
-      <w:r>
-        <w:t xml:space="preserve"> </w:t>
-      </w:r>
-      <w:r>
-        <w:t xml:space="preserve">- Cluster randomized trials</w:t>
-      </w:r>
-    </w:p>
-    <w:p>
-      <w:pPr>
-        <w:pStyle w:val="BodyText"/>
+    </w:p>
+    <w:p>
+      <w:pPr>
+        <w:pStyle w:val="Compact"/>
+        <w:numPr>
+          <w:ilvl w:val="0"/>
+          <w:numId w:val="1009"/>
+        </w:numPr>
+      </w:pPr>
+      <w:r>
+        <w:t xml:space="preserve">Environmental exposures (shared exposures)</w:t>
+      </w:r>
+    </w:p>
+    <w:p>
+      <w:pPr>
+        <w:pStyle w:val="Compact"/>
+        <w:numPr>
+          <w:ilvl w:val="0"/>
+          <w:numId w:val="1009"/>
+        </w:numPr>
+      </w:pPr>
+      <w:r>
+        <w:t xml:space="preserve">Cluster randomized trials</w:t>
+      </w:r>
+    </w:p>
+    <w:p>
+      <w:pPr>
+        <w:pStyle w:val="FirstParagraph"/>
       </w:pPr>
       <w:r>
         <w:t xml:space="preserve">Special methods are needed to handle interference, which is beyond the scope of the standard framework introduced in this chapter. For now, we assume no interference.</w:t>
@@ -3044,22 +3140,34 @@
       <w:r>
         <w:t xml:space="preserve">, we must specify:</w:t>
       </w:r>
-      <w:r>
-        <w:t xml:space="preserve"> </w:t>
-      </w:r>
-      <w:r>
-        <w:t xml:space="preserve">- When is treatment received?</w:t>
-      </w:r>
-      <w:r>
-        <w:t xml:space="preserve"> </w:t>
-      </w:r>
-      <w:r>
-        <w:t xml:space="preserve">- When is the outcome measured?</w:t>
-      </w:r>
-    </w:p>
-    <w:p>
-      <w:pPr>
-        <w:pStyle w:val="BodyText"/>
+    </w:p>
+    <w:p>
+      <w:pPr>
+        <w:pStyle w:val="Compact"/>
+        <w:numPr>
+          <w:ilvl w:val="0"/>
+          <w:numId w:val="1010"/>
+        </w:numPr>
+      </w:pPr>
+      <w:r>
+        <w:t xml:space="preserve">When is treatment received?</w:t>
+      </w:r>
+    </w:p>
+    <w:p>
+      <w:pPr>
+        <w:pStyle w:val="Compact"/>
+        <w:numPr>
+          <w:ilvl w:val="0"/>
+          <w:numId w:val="1010"/>
+        </w:numPr>
+      </w:pPr>
+      <w:r>
+        <w:t xml:space="preserve">When is the outcome measured?</w:t>
+      </w:r>
+    </w:p>
+    <w:p>
+      <w:pPr>
+        <w:pStyle w:val="FirstParagraph"/>
       </w:pPr>
       <w:r>
         <w:t xml:space="preserve">For example, the effect of exercise on weight at 6 months may differ from the effect on weight at 1 year. We need to be precise about the follow-up time.</w:t>
@@ -3137,7 +3245,7 @@
         <w:pStyle w:val="Compact"/>
         <w:numPr>
           <w:ilvl w:val="0"/>
-          <w:numId w:val="1006"/>
+          <w:numId w:val="1011"/>
         </w:numPr>
       </w:pPr>
       <w:r>
@@ -3149,7 +3257,7 @@
         <w:pStyle w:val="Compact"/>
         <w:numPr>
           <w:ilvl w:val="0"/>
-          <w:numId w:val="1006"/>
+          <w:numId w:val="1011"/>
         </w:numPr>
       </w:pPr>
       <w:r>
@@ -3161,7 +3269,7 @@
         <w:pStyle w:val="Compact"/>
         <w:numPr>
           <w:ilvl w:val="0"/>
-          <w:numId w:val="1006"/>
+          <w:numId w:val="1011"/>
         </w:numPr>
       </w:pPr>
       <w:r>
@@ -3173,7 +3281,7 @@
         <w:pStyle w:val="Compact"/>
         <w:numPr>
           <w:ilvl w:val="0"/>
-          <w:numId w:val="1006"/>
+          <w:numId w:val="1011"/>
         </w:numPr>
       </w:pPr>
       <w:r>
@@ -3185,7 +3293,7 @@
         <w:pStyle w:val="Compact"/>
         <w:numPr>
           <w:ilvl w:val="0"/>
-          <w:numId w:val="1006"/>
+          <w:numId w:val="1011"/>
         </w:numPr>
       </w:pPr>
       <w:r>
@@ -3229,7 +3337,7 @@
         <w:pStyle w:val="Compact"/>
         <w:numPr>
           <w:ilvl w:val="0"/>
-          <w:numId w:val="1007"/>
+          <w:numId w:val="1012"/>
         </w:numPr>
       </w:pPr>
       <w:r>
@@ -3248,7 +3356,7 @@
         <w:pStyle w:val="Compact"/>
         <w:numPr>
           <w:ilvl w:val="0"/>
-          <w:numId w:val="1007"/>
+          <w:numId w:val="1012"/>
         </w:numPr>
       </w:pPr>
       <w:r>
@@ -3267,7 +3375,7 @@
         <w:pStyle w:val="Compact"/>
         <w:numPr>
           <w:ilvl w:val="0"/>
-          <w:numId w:val="1007"/>
+          <w:numId w:val="1012"/>
         </w:numPr>
       </w:pPr>
       <w:r>
@@ -3293,7 +3401,7 @@
       <w:pPr>
         <w:numPr>
           <w:ilvl w:val="0"/>
-          <w:numId w:val="1008"/>
+          <w:numId w:val="1013"/>
         </w:numPr>
       </w:pPr>
       <w:r>
@@ -3311,7 +3419,7 @@
       <w:pPr>
         <w:numPr>
           <w:ilvl w:val="0"/>
-          <w:numId w:val="1008"/>
+          <w:numId w:val="1013"/>
         </w:numPr>
       </w:pPr>
       <w:r>
@@ -3329,7 +3437,7 @@
       <w:pPr>
         <w:numPr>
           <w:ilvl w:val="0"/>
-          <w:numId w:val="1008"/>
+          <w:numId w:val="1013"/>
         </w:numPr>
       </w:pPr>
       <w:r>
@@ -3401,15 +3509,15 @@
       <w:r>
         <w:t xml:space="preserve">:</w:t>
       </w:r>
-      <w:r>
-        <w:t xml:space="preserve"> </w:t>
-      </w:r>
-      <w:r>
-        <w:t xml:space="preserve">-</w:t>
-      </w:r>
-      <w:r>
-        <w:t xml:space="preserve"> </w:t>
-      </w:r>
+    </w:p>
+    <w:p>
+      <w:pPr>
+        <w:pStyle w:val="Compact"/>
+        <w:numPr>
+          <w:ilvl w:val="0"/>
+          <w:numId w:val="1014"/>
+        </w:numPr>
+      </w:pPr>
       <w:r>
         <w:rPr>
           <w:b/>
@@ -3420,15 +3528,15 @@
       <w:r>
         <w:t xml:space="preserve">: Adults aged 40-75 with LDL cholesterol &gt; 190 mg/dL, no history of CVD</w:t>
       </w:r>
-      <w:r>
-        <w:t xml:space="preserve"> </w:t>
-      </w:r>
-      <w:r>
-        <w:t xml:space="preserve">-</w:t>
-      </w:r>
-      <w:r>
-        <w:t xml:space="preserve"> </w:t>
-      </w:r>
+    </w:p>
+    <w:p>
+      <w:pPr>
+        <w:pStyle w:val="Compact"/>
+        <w:numPr>
+          <w:ilvl w:val="0"/>
+          <w:numId w:val="1014"/>
+        </w:numPr>
+      </w:pPr>
       <w:r>
         <w:rPr>
           <w:b/>
@@ -3439,15 +3547,15 @@
       <w:r>
         <w:t xml:space="preserve">: Daily statin (yes/no)</w:t>
       </w:r>
-      <w:r>
-        <w:t xml:space="preserve"> </w:t>
-      </w:r>
-      <w:r>
-        <w:t xml:space="preserve">-</w:t>
-      </w:r>
-      <w:r>
-        <w:t xml:space="preserve"> </w:t>
-      </w:r>
+    </w:p>
+    <w:p>
+      <w:pPr>
+        <w:pStyle w:val="Compact"/>
+        <w:numPr>
+          <w:ilvl w:val="0"/>
+          <w:numId w:val="1014"/>
+        </w:numPr>
+      </w:pPr>
       <w:r>
         <w:rPr>
           <w:b/>
@@ -3458,15 +3566,15 @@
       <w:r>
         <w:t xml:space="preserve">: Random assignment to statin or no statin</w:t>
       </w:r>
-      <w:r>
-        <w:t xml:space="preserve"> </w:t>
-      </w:r>
-      <w:r>
-        <w:t xml:space="preserve">-</w:t>
-      </w:r>
-      <w:r>
-        <w:t xml:space="preserve"> </w:t>
-      </w:r>
+    </w:p>
+    <w:p>
+      <w:pPr>
+        <w:pStyle w:val="Compact"/>
+        <w:numPr>
+          <w:ilvl w:val="0"/>
+          <w:numId w:val="1014"/>
+        </w:numPr>
+      </w:pPr>
       <w:r>
         <w:rPr>
           <w:b/>
@@ -3477,15 +3585,15 @@
       <w:r>
         <w:t xml:space="preserve">: CVD event within 5 years</w:t>
       </w:r>
-      <w:r>
-        <w:t xml:space="preserve"> </w:t>
-      </w:r>
-      <w:r>
-        <w:t xml:space="preserve">-</w:t>
-      </w:r>
-      <w:r>
-        <w:t xml:space="preserve"> </w:t>
-      </w:r>
+    </w:p>
+    <w:p>
+      <w:pPr>
+        <w:pStyle w:val="Compact"/>
+        <w:numPr>
+          <w:ilvl w:val="0"/>
+          <w:numId w:val="1014"/>
+        </w:numPr>
+      </w:pPr>
       <w:r>
         <w:rPr>
           <w:b/>
@@ -3602,7 +3710,7 @@
     </w:p>
     <w:p>
       <w:pPr>
-        <w:pStyle w:val="BodyText"/>
+        <w:pStyle w:val="FirstParagraph"/>
       </w:pPr>
       <w:r>
         <w:rPr>
@@ -3614,23 +3722,41 @@
       <w:r>
         <w:t xml:space="preserve">:</w:t>
       </w:r>
-      <w:r>
-        <w:t xml:space="preserve"> </w:t>
-      </w:r>
-      <w:r>
-        <w:t xml:space="preserve">- Identify individuals meeting eligibility criteria in electronic health records</w:t>
-      </w:r>
-      <w:r>
-        <w:t xml:space="preserve"> </w:t>
-      </w:r>
-      <w:r>
-        <w:t xml:space="preserve">- Compare those who initiated statins vs. those who did not</w:t>
-      </w:r>
-      <w:r>
-        <w:t xml:space="preserve"> </w:t>
-      </w:r>
-      <w:r>
-        <w:t xml:space="preserve">- Adjust for baseline confounders</w:t>
+    </w:p>
+    <w:p>
+      <w:pPr>
+        <w:pStyle w:val="Compact"/>
+        <w:numPr>
+          <w:ilvl w:val="0"/>
+          <w:numId w:val="1015"/>
+        </w:numPr>
+      </w:pPr>
+      <w:r>
+        <w:t xml:space="preserve">Identify individuals meeting eligibility criteria in electronic health records</w:t>
+      </w:r>
+    </w:p>
+    <w:p>
+      <w:pPr>
+        <w:pStyle w:val="Compact"/>
+        <w:numPr>
+          <w:ilvl w:val="0"/>
+          <w:numId w:val="1015"/>
+        </w:numPr>
+      </w:pPr>
+      <w:r>
+        <w:t xml:space="preserve">Compare those who initiated statins vs. those who did not</w:t>
+      </w:r>
+    </w:p>
+    <w:p>
+      <w:pPr>
+        <w:pStyle w:val="Compact"/>
+        <w:numPr>
+          <w:ilvl w:val="0"/>
+          <w:numId w:val="1015"/>
+        </w:numPr>
+      </w:pPr>
+      <w:r>
+        <w:t xml:space="preserve">Adjust for baseline confounders</w:t>
       </w:r>
       <w:r>
         <w:t xml:space="preserve"> </w:t>
@@ -3646,17 +3772,23 @@
       <w:r>
         <w:t xml:space="preserve">(age, sex, blood pressure, smoking, etc.)</w:t>
       </w:r>
-      <w:r>
-        <w:t xml:space="preserve"> </w:t>
-      </w:r>
-      <w:r>
-        <w:t xml:space="preserve">- Follow individuals for 5 years, censoring if they move or die from non-CVD causes</w:t>
+    </w:p>
+    <w:p>
+      <w:pPr>
+        <w:pStyle w:val="Compact"/>
+        <w:numPr>
+          <w:ilvl w:val="0"/>
+          <w:numId w:val="1015"/>
+        </w:numPr>
+      </w:pPr>
+      <w:r>
+        <w:t xml:space="preserve">Follow individuals for 5 years, censoring if they move or die from non-CVD causes</w:t>
       </w:r>
     </w:p>
     <w:bookmarkEnd w:id="42"/>
     <w:p>
       <w:pPr>
-        <w:pStyle w:val="BodyText"/>
+        <w:pStyle w:val="FirstParagraph"/>
       </w:pPr>
       <w:r>
         <w:t xml:space="preserve">In this example, the key challenges are:</w:t>
@@ -3666,7 +3798,7 @@
       <w:pPr>
         <w:numPr>
           <w:ilvl w:val="0"/>
-          <w:numId w:val="1009"/>
+          <w:numId w:val="1016"/>
         </w:numPr>
       </w:pPr>
       <w:r>
@@ -3684,7 +3816,7 @@
       <w:pPr>
         <w:numPr>
           <w:ilvl w:val="0"/>
-          <w:numId w:val="1009"/>
+          <w:numId w:val="1016"/>
         </w:numPr>
       </w:pPr>
       <w:r>
@@ -3702,7 +3834,7 @@
       <w:pPr>
         <w:numPr>
           <w:ilvl w:val="0"/>
-          <w:numId w:val="1009"/>
+          <w:numId w:val="1016"/>
         </w:numPr>
       </w:pPr>
       <w:r>
@@ -3776,7 +3908,7 @@
         <w:pStyle w:val="Compact"/>
         <w:numPr>
           <w:ilvl w:val="0"/>
-          <w:numId w:val="1010"/>
+          <w:numId w:val="1017"/>
         </w:numPr>
       </w:pPr>
       <w:r>
@@ -3851,7 +3983,7 @@
         <w:pStyle w:val="Compact"/>
         <w:numPr>
           <w:ilvl w:val="0"/>
-          <w:numId w:val="1010"/>
+          <w:numId w:val="1017"/>
         </w:numPr>
       </w:pPr>
       <w:r>
@@ -3955,7 +4087,7 @@
         <w:pStyle w:val="Compact"/>
         <w:numPr>
           <w:ilvl w:val="0"/>
-          <w:numId w:val="1010"/>
+          <w:numId w:val="1017"/>
         </w:numPr>
       </w:pPr>
       <w:r>
@@ -4064,7 +4196,7 @@
         <w:pStyle w:val="Compact"/>
         <w:numPr>
           <w:ilvl w:val="0"/>
-          <w:numId w:val="1011"/>
+          <w:numId w:val="1018"/>
         </w:numPr>
       </w:pPr>
       <w:r>
@@ -4076,7 +4208,7 @@
         <w:pStyle w:val="Compact"/>
         <w:numPr>
           <w:ilvl w:val="0"/>
-          <w:numId w:val="1011"/>
+          <w:numId w:val="1018"/>
         </w:numPr>
       </w:pPr>
       <w:r>
@@ -4088,7 +4220,7 @@
         <w:pStyle w:val="Compact"/>
         <w:numPr>
           <w:ilvl w:val="0"/>
-          <w:numId w:val="1011"/>
+          <w:numId w:val="1018"/>
         </w:numPr>
       </w:pPr>
       <w:r>
@@ -4100,7 +4232,7 @@
         <w:pStyle w:val="Compact"/>
         <w:numPr>
           <w:ilvl w:val="0"/>
-          <w:numId w:val="1011"/>
+          <w:numId w:val="1018"/>
         </w:numPr>
       </w:pPr>
       <w:r>
@@ -4112,7 +4244,7 @@
         <w:pStyle w:val="Compact"/>
         <w:numPr>
           <w:ilvl w:val="0"/>
-          <w:numId w:val="1011"/>
+          <w:numId w:val="1018"/>
         </w:numPr>
       </w:pPr>
       <w:r>
@@ -4558,34 +4690,7 @@
     </w:lvlOverride>
   </w:num>
   <w:num w:numId="1005">
-    <w:abstractNumId w:val="99411"/>
-    <w:lvlOverride w:ilvl="0">
-      <w:startOverride w:val="1"/>
-    </w:lvlOverride>
-    <w:lvlOverride w:ilvl="1">
-      <w:startOverride w:val="1"/>
-    </w:lvlOverride>
-    <w:lvlOverride w:ilvl="2">
-      <w:startOverride w:val="1"/>
-    </w:lvlOverride>
-    <w:lvlOverride w:ilvl="3">
-      <w:startOverride w:val="1"/>
-    </w:lvlOverride>
-    <w:lvlOverride w:ilvl="4">
-      <w:startOverride w:val="1"/>
-    </w:lvlOverride>
-    <w:lvlOverride w:ilvl="5">
-      <w:startOverride w:val="1"/>
-    </w:lvlOverride>
-    <w:lvlOverride w:ilvl="6">
-      <w:startOverride w:val="1"/>
-    </w:lvlOverride>
-    <w:lvlOverride w:ilvl="7">
-      <w:startOverride w:val="1"/>
-    </w:lvlOverride>
-    <w:lvlOverride w:ilvl="8">
-      <w:startOverride w:val="1"/>
-    </w:lvlOverride>
+    <w:abstractNumId w:val="991"/>
   </w:num>
   <w:num w:numId="1006">
     <w:abstractNumId w:val="99411"/>
@@ -4621,6 +4726,15 @@
     <w:abstractNumId w:val="991"/>
   </w:num>
   <w:num w:numId="1008">
+    <w:abstractNumId w:val="991"/>
+  </w:num>
+  <w:num w:numId="1009">
+    <w:abstractNumId w:val="991"/>
+  </w:num>
+  <w:num w:numId="1010">
+    <w:abstractNumId w:val="991"/>
+  </w:num>
+  <w:num w:numId="1011">
     <w:abstractNumId w:val="99411"/>
     <w:lvlOverride w:ilvl="0">
       <w:startOverride w:val="1"/>
@@ -4650,7 +4764,10 @@
       <w:startOverride w:val="1"/>
     </w:lvlOverride>
   </w:num>
-  <w:num w:numId="1009">
+  <w:num w:numId="1012">
+    <w:abstractNumId w:val="991"/>
+  </w:num>
+  <w:num w:numId="1013">
     <w:abstractNumId w:val="99411"/>
     <w:lvlOverride w:ilvl="0">
       <w:startOverride w:val="1"/>
@@ -4680,7 +4797,13 @@
       <w:startOverride w:val="1"/>
     </w:lvlOverride>
   </w:num>
-  <w:num w:numId="1010">
+  <w:num w:numId="1014">
+    <w:abstractNumId w:val="991"/>
+  </w:num>
+  <w:num w:numId="1015">
+    <w:abstractNumId w:val="991"/>
+  </w:num>
+  <w:num w:numId="1016">
     <w:abstractNumId w:val="99411"/>
     <w:lvlOverride w:ilvl="0">
       <w:startOverride w:val="1"/>
@@ -4710,7 +4833,37 @@
       <w:startOverride w:val="1"/>
     </w:lvlOverride>
   </w:num>
-  <w:num w:numId="1011">
+  <w:num w:numId="1017">
+    <w:abstractNumId w:val="99411"/>
+    <w:lvlOverride w:ilvl="0">
+      <w:startOverride w:val="1"/>
+    </w:lvlOverride>
+    <w:lvlOverride w:ilvl="1">
+      <w:startOverride w:val="1"/>
+    </w:lvlOverride>
+    <w:lvlOverride w:ilvl="2">
+      <w:startOverride w:val="1"/>
+    </w:lvlOverride>
+    <w:lvlOverride w:ilvl="3">
+      <w:startOverride w:val="1"/>
+    </w:lvlOverride>
+    <w:lvlOverride w:ilvl="4">
+      <w:startOverride w:val="1"/>
+    </w:lvlOverride>
+    <w:lvlOverride w:ilvl="5">
+      <w:startOverride w:val="1"/>
+    </w:lvlOverride>
+    <w:lvlOverride w:ilvl="6">
+      <w:startOverride w:val="1"/>
+    </w:lvlOverride>
+    <w:lvlOverride w:ilvl="7">
+      <w:startOverride w:val="1"/>
+    </w:lvlOverride>
+    <w:lvlOverride w:ilvl="8">
+      <w:startOverride w:val="1"/>
+    </w:lvlOverride>
+  </w:num>
+  <w:num w:numId="1018">
     <w:abstractNumId w:val="991"/>
   </w:num>
 </w:numbering>
